--- a/examples/data/doc/README.docx
+++ b/examples/data/doc/README.docx
@@ -39,48 +39,16 @@
         <w:t xml:space="preserve"> </w:t>
       </w:r>
       <w:r>
-        <w:t xml:space="preserve">integration in Harbinger. The examples focus on data orientation rather than detection: how to load the full dataset with</w:t>
-      </w:r>
-      <w:r>
-        <w:t xml:space="preserve"> </w:t>
-      </w:r>
-      <w:r>
-        <w:rPr>
-          <w:rStyle w:val="VerbatimChar"/>
-        </w:rPr>
-        <w:t xml:space="preserve">loadfulldata()</w:t>
-      </w:r>
-      <w:r>
-        <w:t xml:space="preserve">, how many series are available, whether the collection is univariate or multivariate, and how to inspect the first signal with</w:t>
-      </w:r>
-      <w:r>
-        <w:t xml:space="preserve"> </w:t>
-      </w:r>
-      <w:r>
-        <w:rPr>
-          <w:rStyle w:val="VerbatimChar"/>
-        </w:rPr>
-        <w:t xml:space="preserve">har_plot()</w:t>
-      </w:r>
-      <w:r>
-        <w:t xml:space="preserve">.</w:t>
+        <w:t xml:space="preserve">integration in Harbinger. The examples are now grouped so the learner can first explore broad benchmark archives and only then move to domain-specific collections.</w:t>
       </w:r>
     </w:p>
+    <w:bookmarkStart w:id="23" w:name="benchmark-archives"/>
     <w:p>
       <w:pPr>
-        <w:pStyle w:val="BodyText"/>
-      </w:pPr>
-      <w:r>
-        <w:t xml:space="preserve">These notebooks are especially useful for readers who want to understand the raw material before choosing a detector.</w:t>
-      </w:r>
-    </w:p>
-    <w:bookmarkStart w:id="20" w:name="suggested-reading-order"/>
-    <w:p>
-      <w:pPr>
         <w:pStyle w:val="Heading2"/>
       </w:pPr>
       <w:r>
-        <w:t xml:space="preserve">Suggested reading order</w:t>
+        <w:t xml:space="preserve">1. Benchmark archives</w:t>
       </w:r>
     </w:p>
     <w:p>
@@ -91,23 +59,19 @@
           <w:numId w:val="1001"/>
         </w:numPr>
       </w:pPr>
-      <w:r>
-        <w:t xml:space="preserve">start with</w:t>
-      </w:r>
+      <w:hyperlink r:id="rId20">
+        <w:r>
+          <w:rPr>
+            <w:rStyle w:val="Hyperlink"/>
+          </w:rPr>
+          <w:t xml:space="preserve">01-benchmarks-yahoo_benchmarks.md</w:t>
+        </w:r>
+      </w:hyperlink>
       <w:r>
         <w:t xml:space="preserve"> </w:t>
       </w:r>
       <w:r>
-        <w:rPr>
-          <w:rStyle w:val="VerbatimChar"/>
-        </w:rPr>
-        <w:t xml:space="preserve">yahoo_benchmarks.md</w:t>
-      </w:r>
-      <w:r>
-        <w:t xml:space="preserve"> </w:t>
-      </w:r>
-      <w:r>
-        <w:t xml:space="preserve">for simple labeled univariate benchmarks</w:t>
+        <w:t xml:space="preserve">- Yahoo Webscope S5 benchmark objects A1 to A4.</w:t>
       </w:r>
     </w:p>
     <w:p>
@@ -118,38 +82,19 @@
           <w:numId w:val="1001"/>
         </w:numPr>
       </w:pPr>
-      <w:r>
-        <w:t xml:space="preserve">move to</w:t>
-      </w:r>
+      <w:hyperlink r:id="rId21">
+        <w:r>
+          <w:rPr>
+            <w:rStyle w:val="Hyperlink"/>
+          </w:rPr>
+          <w:t xml:space="preserve">02-benchmarks-nab.md</w:t>
+        </w:r>
+      </w:hyperlink>
       <w:r>
         <w:t xml:space="preserve"> </w:t>
       </w:r>
       <w:r>
-        <w:rPr>
-          <w:rStyle w:val="VerbatimChar"/>
-        </w:rPr>
-        <w:t xml:space="preserve">nab.md</w:t>
-      </w:r>
-      <w:r>
-        <w:t xml:space="preserve"> </w:t>
-      </w:r>
-      <w:r>
-        <w:t xml:space="preserve">and</w:t>
-      </w:r>
-      <w:r>
-        <w:t xml:space="preserve"> </w:t>
-      </w:r>
-      <w:r>
-        <w:rPr>
-          <w:rStyle w:val="VerbatimChar"/>
-        </w:rPr>
-        <w:t xml:space="preserve">ucr.md</w:t>
-      </w:r>
-      <w:r>
-        <w:t xml:space="preserve"> </w:t>
-      </w:r>
-      <w:r>
-        <w:t xml:space="preserve">for anomaly archives widely used in the literature</w:t>
+        <w:t xml:space="preserve">- Numenta Anomaly Benchmark datasets.</w:t>
       </w:r>
     </w:p>
     <w:p>
@@ -160,75 +105,29 @@
           <w:numId w:val="1001"/>
         </w:numPr>
       </w:pPr>
-      <w:r>
-        <w:t xml:space="preserve">use</w:t>
-      </w:r>
+      <w:hyperlink r:id="rId22">
+        <w:r>
+          <w:rPr>
+            <w:rStyle w:val="Hyperlink"/>
+          </w:rPr>
+          <w:t xml:space="preserve">03-benchmarks-ucr.md</w:t>
+        </w:r>
+      </w:hyperlink>
       <w:r>
         <w:t xml:space="preserve"> </w:t>
       </w:r>
       <w:r>
-        <w:rPr>
-          <w:rStyle w:val="VerbatimChar"/>
-        </w:rPr>
-        <w:t xml:space="preserve">mit_bih.md</w:t>
-      </w:r>
-      <w:r>
-        <w:t xml:space="preserve"> </w:t>
-      </w:r>
-      <w:r>
-        <w:t xml:space="preserve">and</w:t>
-      </w:r>
-      <w:r>
-        <w:t xml:space="preserve"> </w:t>
-      </w:r>
-      <w:r>
-        <w:rPr>
-          <w:rStyle w:val="VerbatimChar"/>
-        </w:rPr>
-        <w:t xml:space="preserve">oil_3w.md</w:t>
-      </w:r>
-      <w:r>
-        <w:t xml:space="preserve"> </w:t>
-      </w:r>
-      <w:r>
-        <w:t xml:space="preserve">when you want biomedical or multivariate industrial signals</w:t>
+        <w:t xml:space="preserve">- UCR Anomaly Archive datasets.</w:t>
       </w:r>
     </w:p>
+    <w:bookmarkEnd w:id="23"/>
+    <w:bookmarkStart w:id="27" w:name="domain-focused-collections"/>
     <w:p>
       <w:pPr>
-        <w:pStyle w:val="Compact"/>
-        <w:numPr>
-          <w:ilvl w:val="0"/>
-          <w:numId w:val="1001"/>
-        </w:numPr>
-      </w:pPr>
-      <w:r>
-        <w:t xml:space="preserve">read</w:t>
-      </w:r>
-      <w:r>
-        <w:t xml:space="preserve"> </w:t>
-      </w:r>
-      <w:r>
-        <w:rPr>
-          <w:rStyle w:val="VerbatimChar"/>
-        </w:rPr>
-        <w:t xml:space="preserve">gecco.md</w:t>
-      </w:r>
-      <w:r>
-        <w:t xml:space="preserve"> </w:t>
-      </w:r>
-      <w:r>
-        <w:t xml:space="preserve">for the water-quality benchmark</w:t>
-      </w:r>
-    </w:p>
-    <w:bookmarkEnd w:id="20"/>
-    <w:bookmarkStart w:id="27" w:name="examples"/>
-    <w:p>
-      <w:pPr>
         <w:pStyle w:val="Heading2"/>
       </w:pPr>
       <w:r>
-        <w:t xml:space="preserve">Examples</w:t>
+        <w:t xml:space="preserve">2. Domain-focused collections</w:t>
       </w:r>
     </w:p>
     <w:p>
@@ -239,34 +138,19 @@
           <w:numId w:val="1002"/>
         </w:numPr>
       </w:pPr>
-      <w:hyperlink r:id="rId21">
+      <w:hyperlink r:id="rId24">
         <w:r>
           <w:rPr>
             <w:rStyle w:val="Hyperlink"/>
           </w:rPr>
-          <w:t xml:space="preserve">gecco.md</w:t>
+          <w:t xml:space="preserve">04-domain-mit_bih.md</w:t>
         </w:r>
       </w:hyperlink>
       <w:r>
         <w:t xml:space="preserve"> </w:t>
       </w:r>
       <w:r>
-        <w:t xml:space="preserve">- GECCO water-quality dataset, loaded with</w:t>
-      </w:r>
-      <w:r>
-        <w:t xml:space="preserve"> </w:t>
-      </w:r>
-      <w:r>
-        <w:rPr>
-          <w:rStyle w:val="VerbatimChar"/>
-        </w:rPr>
-        <w:t xml:space="preserve">loadfulldata()</w:t>
-      </w:r>
-      <w:r>
-        <w:t xml:space="preserve"> </w:t>
-      </w:r>
-      <w:r>
-        <w:t xml:space="preserve">and summarized before plotting the first available signal.</w:t>
+        <w:t xml:space="preserve">- MIT-BIH Arrhythmia collections and ECG inspection.</w:t>
       </w:r>
     </w:p>
     <w:p>
@@ -277,19 +161,19 @@
           <w:numId w:val="1002"/>
         </w:numPr>
       </w:pPr>
-      <w:hyperlink r:id="rId22">
+      <w:hyperlink r:id="rId25">
         <w:r>
           <w:rPr>
             <w:rStyle w:val="Hyperlink"/>
           </w:rPr>
-          <w:t xml:space="preserve">mit_bih.md</w:t>
+          <w:t xml:space="preserve">05-domain-oil_3w.md</w:t>
         </w:r>
       </w:hyperlink>
       <w:r>
         <w:t xml:space="preserve"> </w:t>
       </w:r>
       <w:r>
-        <w:t xml:space="preserve">- MIT-BIH Arrhythmia collections, showing how to inspect the ECG leads distributed as separate dataset objects.</w:t>
+        <w:t xml:space="preserve">- 3W oil-well datasets with multivariate sensors.</w:t>
       </w:r>
     </w:p>
     <w:p>
@@ -300,88 +184,19 @@
           <w:numId w:val="1002"/>
         </w:numPr>
       </w:pPr>
-      <w:hyperlink r:id="rId23">
-        <w:r>
-          <w:rPr>
-            <w:rStyle w:val="Hyperlink"/>
-          </w:rPr>
-          <w:t xml:space="preserve">nab.md</w:t>
-        </w:r>
-      </w:hyperlink>
-      <w:r>
-        <w:t xml:space="preserve"> </w:t>
-      </w:r>
-      <w:r>
-        <w:t xml:space="preserve">- Numenta Anomaly Benchmark datasets, with one loading-and-inspection example per NAB object.</w:t>
-      </w:r>
-    </w:p>
-    <w:p>
-      <w:pPr>
-        <w:pStyle w:val="Compact"/>
-        <w:numPr>
-          <w:ilvl w:val="0"/>
-          <w:numId w:val="1002"/>
-        </w:numPr>
-      </w:pPr>
-      <w:hyperlink r:id="rId24">
-        <w:r>
-          <w:rPr>
-            <w:rStyle w:val="Hyperlink"/>
-          </w:rPr>
-          <w:t xml:space="preserve">oil_3w.md</w:t>
-        </w:r>
-      </w:hyperlink>
-      <w:r>
-        <w:t xml:space="preserve"> </w:t>
-      </w:r>
-      <w:r>
-        <w:t xml:space="preserve">- 3W oil-well datasets, emphasizing the multivariate structure and plotting the first sensor column.</w:t>
-      </w:r>
-    </w:p>
-    <w:p>
-      <w:pPr>
-        <w:pStyle w:val="Compact"/>
-        <w:numPr>
-          <w:ilvl w:val="0"/>
-          <w:numId w:val="1002"/>
-        </w:numPr>
-      </w:pPr>
-      <w:hyperlink r:id="rId25">
-        <w:r>
-          <w:rPr>
-            <w:rStyle w:val="Hyperlink"/>
-          </w:rPr>
-          <w:t xml:space="preserve">ucr.md</w:t>
-        </w:r>
-      </w:hyperlink>
-      <w:r>
-        <w:t xml:space="preserve"> </w:t>
-      </w:r>
-      <w:r>
-        <w:t xml:space="preserve">- UCR Anomaly Archive datasets, loaded and summarized through the same workflow.</w:t>
-      </w:r>
-    </w:p>
-    <w:p>
-      <w:pPr>
-        <w:pStyle w:val="Compact"/>
-        <w:numPr>
-          <w:ilvl w:val="0"/>
-          <w:numId w:val="1002"/>
-        </w:numPr>
-      </w:pPr>
       <w:hyperlink r:id="rId26">
         <w:r>
           <w:rPr>
             <w:rStyle w:val="Hyperlink"/>
           </w:rPr>
-          <w:t xml:space="preserve">yahoo_benchmarks.md</w:t>
+          <w:t xml:space="preserve">06-domain-gecco.md</w:t>
         </w:r>
       </w:hyperlink>
       <w:r>
         <w:t xml:space="preserve"> </w:t>
       </w:r>
       <w:r>
-        <w:t xml:space="preserve">- Yahoo Webscope S5 benchmark objects A1 to A4, with full-data loading and quick structural inspection.</w:t>
+        <w:t xml:space="preserve">- GECCO water-quality dataset.</w:t>
       </w:r>
     </w:p>
     <w:bookmarkEnd w:id="27"/>
@@ -496,91 +311,6 @@
       </w:pPr>
     </w:lvl>
   </w:abstractNum>
-  <w:abstractNum w:abstractNumId="99411">
-    <w:nsid w:val="00A99411"/>
-    <w:multiLevelType w:val="multilevel"/>
-    <w:lvl w:ilvl="0">
-      <w:start w:val="1"/>
-      <w:numFmt w:val="decimal"/>
-      <w:lvlText w:val="%1."/>
-      <w:lvlJc w:val="left"/>
-      <w:pPr>
-        <w:ind w:left="720" w:hanging="360"/>
-      </w:pPr>
-    </w:lvl>
-    <w:lvl w:ilvl="1">
-      <w:start w:val="1"/>
-      <w:numFmt w:val="decimal"/>
-      <w:lvlText w:val="%2."/>
-      <w:lvlJc w:val="left"/>
-      <w:pPr>
-        <w:ind w:left="1440" w:hanging="360"/>
-      </w:pPr>
-    </w:lvl>
-    <w:lvl w:ilvl="2">
-      <w:start w:val="1"/>
-      <w:numFmt w:val="decimal"/>
-      <w:lvlText w:val="%3."/>
-      <w:lvlJc w:val="left"/>
-      <w:pPr>
-        <w:ind w:left="2160" w:hanging="360"/>
-      </w:pPr>
-    </w:lvl>
-    <w:lvl w:ilvl="3">
-      <w:start w:val="1"/>
-      <w:numFmt w:val="decimal"/>
-      <w:lvlText w:val="%4."/>
-      <w:lvlJc w:val="left"/>
-      <w:pPr>
-        <w:ind w:left="2880" w:hanging="360"/>
-      </w:pPr>
-    </w:lvl>
-    <w:lvl w:ilvl="4">
-      <w:start w:val="1"/>
-      <w:numFmt w:val="decimal"/>
-      <w:lvlText w:val="%5."/>
-      <w:lvlJc w:val="left"/>
-      <w:pPr>
-        <w:ind w:left="3600" w:hanging="360"/>
-      </w:pPr>
-    </w:lvl>
-    <w:lvl w:ilvl="5">
-      <w:start w:val="1"/>
-      <w:numFmt w:val="decimal"/>
-      <w:lvlText w:val="%6."/>
-      <w:lvlJc w:val="left"/>
-      <w:pPr>
-        <w:ind w:left="4320" w:hanging="360"/>
-      </w:pPr>
-    </w:lvl>
-    <w:lvl w:ilvl="6">
-      <w:start w:val="1"/>
-      <w:numFmt w:val="decimal"/>
-      <w:lvlText w:val="%7."/>
-      <w:lvlJc w:val="left"/>
-      <w:pPr>
-        <w:ind w:left="5040" w:hanging="360"/>
-      </w:pPr>
-    </w:lvl>
-    <w:lvl w:ilvl="7">
-      <w:start w:val="1"/>
-      <w:numFmt w:val="decimal"/>
-      <w:lvlText w:val="%8."/>
-      <w:lvlJc w:val="left"/>
-      <w:pPr>
-        <w:ind w:left="5760" w:hanging="360"/>
-      </w:pPr>
-    </w:lvl>
-    <w:lvl w:ilvl="8">
-      <w:start w:val="1"/>
-      <w:numFmt w:val="decimal"/>
-      <w:lvlText w:val="%9."/>
-      <w:lvlJc w:val="left"/>
-      <w:pPr>
-        <w:ind w:left="6480" w:hanging="360"/>
-      </w:pPr>
-    </w:lvl>
-  </w:abstractNum>
   <w:abstractNum w:abstractNumId="991">
     <w:nsid w:val="0000A991"/>
     <w:multiLevelType w:val="multilevel"/>
@@ -688,34 +418,7 @@
     <w:abstractNumId w:val="990"/>
   </w:num>
   <w:num w:numId="1001">
-    <w:abstractNumId w:val="99411"/>
-    <w:lvlOverride w:ilvl="0">
-      <w:startOverride w:val="1"/>
-    </w:lvlOverride>
-    <w:lvlOverride w:ilvl="1">
-      <w:startOverride w:val="1"/>
-    </w:lvlOverride>
-    <w:lvlOverride w:ilvl="2">
-      <w:startOverride w:val="1"/>
-    </w:lvlOverride>
-    <w:lvlOverride w:ilvl="3">
-      <w:startOverride w:val="1"/>
-    </w:lvlOverride>
-    <w:lvlOverride w:ilvl="4">
-      <w:startOverride w:val="1"/>
-    </w:lvlOverride>
-    <w:lvlOverride w:ilvl="5">
-      <w:startOverride w:val="1"/>
-    </w:lvlOverride>
-    <w:lvlOverride w:ilvl="6">
-      <w:startOverride w:val="1"/>
-    </w:lvlOverride>
-    <w:lvlOverride w:ilvl="7">
-      <w:startOverride w:val="1"/>
-    </w:lvlOverride>
-    <w:lvlOverride w:ilvl="8">
-      <w:startOverride w:val="1"/>
-    </w:lvlOverride>
+    <w:abstractNumId w:val="991"/>
   </w:num>
   <w:num w:numId="1002">
     <w:abstractNumId w:val="991"/>

--- a/examples/data/doc/README.docx
+++ b/examples/data/doc/README.docx
@@ -2,21 +2,13 @@
 <file path=word/document.xml><?xml version="1.0" encoding="utf-8"?>
 <w:document xmlns:w="http://schemas.openxmlformats.org/wordprocessingml/2006/main" xmlns:m="http://schemas.openxmlformats.org/officeDocument/2006/math" xmlns:r="http://schemas.openxmlformats.org/officeDocument/2006/relationships" xmlns:o="urn:schemas-microsoft-com:office:office" xmlns:v="urn:schemas-microsoft-com:vml" xmlns:w10="urn:schemas-microsoft-com:office:word" xmlns:a="http://schemas.openxmlformats.org/drawingml/2006/main" xmlns:pic="http://schemas.openxmlformats.org/drawingml/2006/picture" xmlns:wp="http://schemas.openxmlformats.org/drawingml/2006/wordprocessingDrawing">
   <w:body>
+    <w:bookmarkStart w:id="28" w:name="dataset-examples"/>
     <w:p>
       <w:pPr>
-        <w:pStyle w:val="Title"/>
-      </w:pPr>
-      <w:r>
-        <w:t xml:space="preserve">Datasets — Examples Index</w:t>
-      </w:r>
-    </w:p>
-    <w:bookmarkStart w:id="28" w:name="datasets-examples-index"/>
-    <w:p>
-      <w:pPr>
         <w:pStyle w:val="Heading1"/>
       </w:pPr>
       <w:r>
-        <w:t xml:space="preserve">Datasets — Examples Index</w:t>
+        <w:t xml:space="preserve">Dataset Examples</w:t>
       </w:r>
     </w:p>
     <w:p>
@@ -24,7 +16,7 @@
         <w:pStyle w:val="FirstParagraph"/>
       </w:pPr>
       <w:r>
-        <w:t xml:space="preserve">This folder introduces the datasets distributed through the</w:t>
+        <w:t xml:space="preserve">This folder introduces the collections distributed through the</w:t>
       </w:r>
       <w:r>
         <w:t xml:space="preserve"> </w:t>
@@ -39,7 +31,23 @@
         <w:t xml:space="preserve"> </w:t>
       </w:r>
       <w:r>
-        <w:t xml:space="preserve">integration in Harbinger. The examples are now grouped so the learner can first explore broad benchmark archives and only then move to domain-specific collections.</w:t>
+        <w:t xml:space="preserve">integration. Its purpose is practical: help the reader understand what each benchmark contains before using it in anomaly, change-point, or motif experiments.</w:t>
+      </w:r>
+    </w:p>
+    <w:p>
+      <w:pPr>
+        <w:pStyle w:val="BodyText"/>
+      </w:pPr>
+      <w:r>
+        <w:t xml:space="preserve">Many readers want to jump directly to a model, but that usually leads to weak choices. These notebooks are grouped to encourage the opposite path: first understand the type of collection you are dealing with, then decide which family of techniques makes sense for it.</w:t>
+      </w:r>
+    </w:p>
+    <w:p>
+      <w:pPr>
+        <w:pStyle w:val="BodyText"/>
+      </w:pPr>
+      <w:r>
+        <w:t xml:space="preserve">The sequence starts with broad benchmark archives and then moves to domain datasets with their own signal structure and interpretation.</w:t>
       </w:r>
     </w:p>
     <w:bookmarkStart w:id="23" w:name="benchmark-archives"/>
@@ -48,7 +56,15 @@
         <w:pStyle w:val="Heading2"/>
       </w:pPr>
       <w:r>
-        <w:t xml:space="preserve">1. Benchmark archives</w:t>
+        <w:t xml:space="preserve">Benchmark Archives</w:t>
+      </w:r>
+    </w:p>
+    <w:p>
+      <w:pPr>
+        <w:pStyle w:val="FirstParagraph"/>
+      </w:pPr>
+      <w:r>
+        <w:t xml:space="preserve">These collections are useful when the goal is to compare methods on widely used reference datasets.</w:t>
       </w:r>
     </w:p>
     <w:p>
@@ -71,7 +87,7 @@
         <w:t xml:space="preserve"> </w:t>
       </w:r>
       <w:r>
-        <w:t xml:space="preserve">- Yahoo Webscope S5 benchmark objects A1 to A4.</w:t>
+        <w:t xml:space="preserve">- Yahoo Webscope S5 benchmark groups and their labeled anomaly series.</w:t>
       </w:r>
     </w:p>
     <w:p>
@@ -94,7 +110,7 @@
         <w:t xml:space="preserve"> </w:t>
       </w:r>
       <w:r>
-        <w:t xml:space="preserve">- Numenta Anomaly Benchmark datasets.</w:t>
+        <w:t xml:space="preserve">- Numenta Anomaly Benchmark collections and their event-oriented labeling style.</w:t>
       </w:r>
     </w:p>
     <w:p>
@@ -117,17 +133,25 @@
         <w:t xml:space="preserve"> </w:t>
       </w:r>
       <w:r>
-        <w:t xml:space="preserve">- UCR Anomaly Archive datasets.</w:t>
+        <w:t xml:space="preserve">- UCR Anomaly Archive examples for subsequence-oriented anomaly studies.</w:t>
       </w:r>
     </w:p>
     <w:bookmarkEnd w:id="23"/>
-    <w:bookmarkStart w:id="27" w:name="domain-focused-collections"/>
+    <w:bookmarkStart w:id="27" w:name="domain-collections"/>
     <w:p>
       <w:pPr>
         <w:pStyle w:val="Heading2"/>
       </w:pPr>
       <w:r>
-        <w:t xml:space="preserve">2. Domain-focused collections</w:t>
+        <w:t xml:space="preserve">Domain Collections</w:t>
+      </w:r>
+    </w:p>
+    <w:p>
+      <w:pPr>
+        <w:pStyle w:val="FirstParagraph"/>
+      </w:pPr>
+      <w:r>
+        <w:t xml:space="preserve">After the benchmark archives, these examples show datasets whose signals come from more specific application contexts and therefore demand more careful interpretation.</w:t>
       </w:r>
     </w:p>
     <w:p>
@@ -150,7 +174,7 @@
         <w:t xml:space="preserve"> </w:t>
       </w:r>
       <w:r>
-        <w:t xml:space="preserve">- MIT-BIH Arrhythmia collections and ECG inspection.</w:t>
+        <w:t xml:space="preserve">- MIT-BIH arrhythmia signals and ECG-oriented inspection.</w:t>
       </w:r>
     </w:p>
     <w:p>
@@ -173,7 +197,7 @@
         <w:t xml:space="preserve"> </w:t>
       </w:r>
       <w:r>
-        <w:t xml:space="preserve">- 3W oil-well datasets with multivariate sensors.</w:t>
+        <w:t xml:space="preserve">- 3W oil-well datasets with multivariate sensor readings.</w:t>
       </w:r>
     </w:p>
     <w:p>
@@ -196,7 +220,7 @@
         <w:t xml:space="preserve"> </w:t>
       </w:r>
       <w:r>
-        <w:t xml:space="preserve">- GECCO water-quality dataset.</w:t>
+        <w:t xml:space="preserve">- GECCO water-quality series for real-world anomaly analysis.</w:t>
       </w:r>
     </w:p>
     <w:bookmarkEnd w:id="27"/>
